--- a/document/TP13C_3-2-4_測試項目對應.docx
+++ b/document/TP13C_3-2-4_測試項目對應.docx
@@ -477,7 +477,7 @@
                 <w:sz w:val="18"/>
                 <w:szCs w:val="18"/>
               </w:rPr>
-              <w:t xml:space="preserve">車輛行車管理(含車輛監控系統)_附件3-3.2營運控制與排程功能_班表部署紀錄資料庫查驗</w:t>
+              <w:t xml:space="preserve">車輛行車管理(含車輛監控系統)_附件3-3.2營運控制與排程功能_班表部署紀錄查詢測試</w:t>
             </w:r>
           </w:p>
         </w:tc>
@@ -500,7 +500,7 @@
                 <w:sz w:val="18"/>
                 <w:szCs w:val="18"/>
               </w:rPr>
-              <w:t xml:space="preserve">系統於進場主機單機運行，部署班表後查詢資料庫，該筆班表之班次編號、路線、車輛編號、起訖時間、整備時段五項齊備</w:t>
+              <w:t xml:space="preserve">系統於進場主機單機運行，部署班表後於班表清單管理畫面查得該筆班表，顯示內容包含班次編號、路線、車輛編號、起訖時間與整備時段五項，並可於班次運行紀錄查得對應班次</w:t>
             </w:r>
           </w:p>
         </w:tc>
@@ -594,7 +594,7 @@
                 <w:sz w:val="18"/>
                 <w:szCs w:val="18"/>
               </w:rPr>
-              <w:t xml:space="preserve">車輛行車管理(含車輛監控系統)_附件3-3.4資源與系統管理功能_操作稽核紀錄查驗</w:t>
+              <w:t xml:space="preserve">車輛行車管理(含車輛監控系統)_附件3-3.4資源與系統管理功能_操作稽核紀錄查詢測試</w:t>
             </w:r>
           </w:p>
         </w:tc>
@@ -617,7 +617,7 @@
                 <w:sz w:val="18"/>
                 <w:szCs w:val="18"/>
               </w:rPr>
-              <w:t xml:space="preserve">單機運行下執行受稽核之營運操作，資料庫留有操作人員、來源位址、操作類型、操作內容與執行結果五項，時間戳記為13位毫秒格式</w:t>
+              <w:t xml:space="preserve">單機運行下執行受稽核之營運操作後，於營運操作記錄畫面查得該筆紀錄，顯示操作人員、來源位址、操作類型、操作內容與執行結果五項，並可匯出報表留存</w:t>
             </w:r>
           </w:p>
         </w:tc>
@@ -1319,7 +1319,7 @@
                 <w:sz w:val="18"/>
                 <w:szCs w:val="18"/>
               </w:rPr>
-              <w:t xml:space="preserve">以不同角色帳號登入，各帳號僅能存取其獲授權之功能，未授權操作遭拒絕，登入登出與遭拒操作均留有稽核紀錄</w:t>
+              <w:t xml:space="preserve">以不同角色帳號登入，各帳號僅能存取其獲授權之功能，未授權操作遭拒絕；於登入登出紀錄與系統操作記錄畫面可查得該次登入、登出及遭拒操作之紀錄</w:t>
             </w:r>
           </w:p>
         </w:tc>

--- a/document/TP13C_3-2-4_測試項目對應.docx
+++ b/document/TP13C_3-2-4_測試項目對應.docx
@@ -1179,7 +1179,7 @@
                 <w:sz w:val="18"/>
                 <w:szCs w:val="18"/>
               </w:rPr>
-              <w:t xml:space="preserve">車輛行車管理(含車輛監控系統)_附件3-3.1營運核心監控功能_連續運轉監控更新測試</w:t>
+              <w:t xml:space="preserve">車輛行車管理(含車輛監控系統)_附件3-3.1營運核心監控功能_圖台顯示延遲量測測試</w:t>
             </w:r>
           </w:p>
         </w:tc>
@@ -1202,7 +1202,7 @@
                 <w:sz w:val="18"/>
                 <w:szCs w:val="18"/>
               </w:rPr>
-              <w:t xml:space="preserve">連續運轉條件下車輛狀態更新於圖台之顯示延遲不超過規定秒數，期間無資料遺漏，通訊中斷後恢復時可補齊中斷期間之狀態紀錄</w:t>
+              <w:t xml:space="preserve">以11台載具與100個場域物件同時顯示，載具狀態自收到數據起至圖台呈現之延遲不大於1秒，載具卡片資料更新週期不高於1秒，班次狀態變更至畫面呈現之延遲不大於1秒</w:t>
             </w:r>
           </w:p>
         </w:tc>
@@ -1251,6 +1251,123 @@
                 <w:szCs w:val="18"/>
               </w:rPr>
               <w:t xml:space="preserve">5-202</w:t>
+            </w:r>
+          </w:p>
+        </w:tc>
+        <w:tc>
+          <w:tcPr>
+            <w:tcW w:type="dxa" w:w="1392"/>
+            <w:tcMar>
+              <w:top w:type="dxa" w:w="60"/>
+              <w:left w:type="dxa" w:w="90"/>
+              <w:bottom w:type="dxa" w:w="60"/>
+              <w:right w:type="dxa" w:w="90"/>
+            </w:tcMar>
+          </w:tcPr>
+          <w:p>
+            <w:r>
+              <w:rPr>
+                <w:rFonts w:ascii="Times New Roman" w:eastAsia="標楷體"/>
+                <w:b w:val="false"/>
+                <w:bCs w:val="false"/>
+                <w:sz w:val="18"/>
+                <w:szCs w:val="18"/>
+              </w:rPr>
+              <w:t xml:space="preserve">車輛行車管理（含車輛監控系統）</w:t>
+            </w:r>
+          </w:p>
+        </w:tc>
+        <w:tc>
+          <w:tcPr>
+            <w:tcW w:type="dxa" w:w="2762"/>
+            <w:tcMar>
+              <w:top w:type="dxa" w:w="60"/>
+              <w:left w:type="dxa" w:w="90"/>
+              <w:bottom w:type="dxa" w:w="60"/>
+              <w:right w:type="dxa" w:w="90"/>
+            </w:tcMar>
+          </w:tcPr>
+          <w:p>
+            <w:r>
+              <w:rPr>
+                <w:rFonts w:ascii="Times New Roman" w:eastAsia="標楷體"/>
+                <w:b w:val="false"/>
+                <w:bCs w:val="false"/>
+                <w:sz w:val="18"/>
+                <w:szCs w:val="18"/>
+              </w:rPr>
+              <w:t xml:space="preserve">車輛行車管理(含車輛監控系統)_附件3-3.1營運核心監控功能_通訊中斷偵測與復原測試</w:t>
+            </w:r>
+          </w:p>
+        </w:tc>
+        <w:tc>
+          <w:tcPr>
+            <w:tcW w:type="dxa" w:w="2685"/>
+            <w:tcMar>
+              <w:top w:type="dxa" w:w="60"/>
+              <w:left w:type="dxa" w:w="90"/>
+              <w:bottom w:type="dxa" w:w="60"/>
+              <w:right w:type="dxa" w:w="90"/>
+            </w:tcMar>
+          </w:tcPr>
+          <w:p>
+            <w:r>
+              <w:rPr>
+                <w:rFonts w:ascii="Times New Roman" w:eastAsia="標楷體"/>
+                <w:b w:val="false"/>
+                <w:bCs w:val="false"/>
+                <w:sz w:val="18"/>
+                <w:szCs w:val="18"/>
+              </w:rPr>
+              <w:t xml:space="preserve">連續運轉條件下中斷任一車輛之心跳，連續5次未收到心跳時系統判定該車輛通訊中斷，圖台標示該車輛離線並於事件清單產生一筆通訊中斷紀錄；恢復心跳後圖台狀態回復正常並產生一筆恢復紀錄</w:t>
+            </w:r>
+          </w:p>
+        </w:tc>
+      </w:tr>
+      <w:tr>
+        <w:tc>
+          <w:tcPr>
+            <w:tcW w:type="dxa" w:w="1344"/>
+            <w:tcMar>
+              <w:top w:type="dxa" w:w="60"/>
+              <w:left w:type="dxa" w:w="90"/>
+              <w:bottom w:type="dxa" w:w="60"/>
+              <w:right w:type="dxa" w:w="90"/>
+            </w:tcMar>
+          </w:tcPr>
+          <w:p>
+            <w:r>
+              <w:rPr>
+                <w:rFonts w:ascii="Times New Roman" w:eastAsia="標楷體"/>
+                <w:b w:val="false"/>
+                <w:bCs w:val="false"/>
+                <w:sz w:val="18"/>
+                <w:szCs w:val="18"/>
+              </w:rPr>
+              <w:t xml:space="preserve">整體功能與效能測試</w:t>
+            </w:r>
+          </w:p>
+        </w:tc>
+        <w:tc>
+          <w:tcPr>
+            <w:tcW w:type="dxa" w:w="1161"/>
+            <w:tcMar>
+              <w:top w:type="dxa" w:w="60"/>
+              <w:left w:type="dxa" w:w="90"/>
+              <w:bottom w:type="dxa" w:w="60"/>
+              <w:right w:type="dxa" w:w="90"/>
+            </w:tcMar>
+          </w:tcPr>
+          <w:p>
+            <w:r>
+              <w:rPr>
+                <w:rFonts w:ascii="Times New Roman" w:eastAsia="標楷體"/>
+                <w:b w:val="false"/>
+                <w:bCs w:val="false"/>
+                <w:sz w:val="18"/>
+                <w:szCs w:val="18"/>
+              </w:rPr>
+              <w:t xml:space="preserve">5-203</w:t>
             </w:r>
           </w:p>
         </w:tc>
